--- a/tiffa-技术开发文档.docx
+++ b/tiffa-技术开发文档.docx
@@ -123,19 +123,7 @@
         <w:pStyle w:val="000034"/>
       </w:pPr>
       <w:r>
-        <w:rPr>
-          <w:rFonts w:hint="eastAsia"/>
-        </w:rPr>
-        <w:t>文档版本：v2（2026-08-02）｜对应</w:t>
-      </w:r>
-      <w:r>
-        <w:t xml:space="preserve"> commit </w:t>
-      </w:r>
-      <w:r>
-        <w:rPr>
-          <w:rStyle w:val="000040"/>
-        </w:rPr>
-        <w:t>163d3d3</w:t>
+        <w:t>文档版本：v3（2026-08-05）｜对应 commit 075241c</w:t>
       </w:r>
     </w:p>
     <w:p>
@@ -664,10 +652,7 @@
               <w:pStyle w:val="000017"/>
             </w:pPr>
             <w:r>
-              <w:rPr>
-                <w:rStyle w:val="000040"/>
-              </w:rPr>
-              <w:t>G:\Tiffa\</w:t>
+              <w:t>$ROOT\</w:t>
             </w:r>
           </w:p>
         </w:tc>
@@ -934,31 +919,7 @@
               <w:pStyle w:val="000017"/>
             </w:pPr>
             <w:r>
-              <w:t xml:space="preserve">Claude </w:t>
-            </w:r>
-            <w:r>
-              <w:rPr>
-                <w:rFonts w:hint="eastAsia"/>
-              </w:rPr>
-              <w:t>化扩展</w:t>
-            </w:r>
-            <w:r>
-              <w:t xml:space="preserve"> </w:t>
-            </w:r>
-            <w:r>
-              <w:rPr>
-                <w:rFonts w:hint="eastAsia"/>
-              </w:rPr>
-              <w:t>v6.2（779</w:t>
-            </w:r>
-            <w:r>
-              <w:t xml:space="preserve"> </w:t>
-            </w:r>
-            <w:r>
-              <w:rPr>
-                <w:rFonts w:hint="eastAsia"/>
-              </w:rPr>
-              <w:t>行）</w:t>
+              <w:t>Claude 化扩展 v6.2（1063 行）</w:t>
             </w:r>
           </w:p>
         </w:tc>
@@ -1230,10 +1191,7 @@
               <w:pStyle w:val="000017"/>
             </w:pPr>
             <w:r>
-              <w:rPr>
-                <w:rStyle w:val="000040"/>
-              </w:rPr>
-              <w:t>G:\Tiffa</w:t>
+              <w:t>$ROOT</w:t>
             </w:r>
           </w:p>
         </w:tc>
@@ -1470,10 +1428,7 @@
       <w:bookmarkEnd w:id="3"/>
       <w:bookmarkStart w:id="4" w:name="三五层记忆系统"/>
       <w:r>
-        <w:rPr>
-          <w:rFonts w:hint="eastAsia"/>
-        </w:rPr>
-        <w:t>三、五层记忆系统</w:t>
+        <w:t>三、记忆系统（L1–L4 分层 + 压缩摘要兜底）</w:t>
       </w:r>
     </w:p>
     <w:tbl>
@@ -1880,52 +1835,40 @@
               <w:pStyle w:val="000017"/>
             </w:pPr>
             <w:r>
-              <w:t>gap-fill</w:t>
-            </w:r>
-          </w:p>
-        </w:tc>
-        <w:tc>
-          <w:tcPr/>
-          <w:p>
-            <w:pPr>
-              <w:pStyle w:val="000017"/>
-            </w:pPr>
-            <w:r>
-              <w:rPr>
-                <w:rFonts w:hint="eastAsia"/>
-              </w:rPr>
-              <w:t>本次对话瞬时上下文</w:t>
-            </w:r>
-          </w:p>
-        </w:tc>
-        <w:tc>
-          <w:tcPr/>
-          <w:p>
-            <w:pPr>
-              <w:pStyle w:val="000017"/>
-            </w:pPr>
-            <w:r>
-              <w:t xml:space="preserve">60 </w:t>
-            </w:r>
-            <w:r>
-              <w:rPr>
-                <w:rFonts w:hint="eastAsia"/>
-              </w:rPr>
-              <w:t>分钟</w:t>
-            </w:r>
-          </w:p>
-        </w:tc>
-        <w:tc>
-          <w:tcPr/>
-          <w:p>
-            <w:pPr>
-              <w:pStyle w:val="000017"/>
-            </w:pPr>
-            <w:r>
-              <w:rPr>
-                <w:rFonts w:hint="eastAsia"/>
-              </w:rPr>
-              <w:t>压缩时即时注入</w:t>
+              <w:t>gap-fill（2026-08-05 已废弃）</w:t>
+            </w:r>
+          </w:p>
+        </w:tc>
+        <w:tc>
+          <w:tcPr/>
+          <w:p>
+            <w:pPr>
+              <w:pStyle w:val="000017"/>
+            </w:pPr>
+            <w:r>
+              <w:t>—（已由 ③ 旁路结构化总结替代）</w:t>
+            </w:r>
+          </w:p>
+        </w:tc>
+        <w:tc>
+          <w:tcPr/>
+          <w:p>
+            <w:pPr>
+              <w:pStyle w:val="000017"/>
+            </w:pPr>
+            <w:r>
+              <w:t>—</w:t>
+            </w:r>
+          </w:p>
+        </w:tc>
+        <w:tc>
+          <w:tcPr/>
+          <w:p>
+            <w:pPr>
+              <w:pStyle w:val="000017"/>
+            </w:pPr>
+            <w:r>
+              <w:t>压缩摘要落盘 last-compact-summary.md</w:t>
             </w:r>
           </w:p>
         </w:tc>
@@ -2456,13 +2399,7 @@
       <w:bookmarkEnd w:id="6"/>
       <w:bookmarkStart w:id="7" w:name="l5-gap-fill-断片补救"/>
       <w:r>
-        <w:t xml:space="preserve">L5 gap-fill </w:t>
-      </w:r>
-      <w:r>
-        <w:rPr>
-          <w:rFonts w:hint="eastAsia"/>
-        </w:rPr>
-        <w:t>断片补救</w:t>
+        <w:t>压缩摘要（替代 gap-fill · 2026-08-05 废弃）</w:t>
       </w:r>
     </w:p>
     <w:p>
@@ -2470,19 +2407,7 @@
         <w:pStyle w:val="000016"/>
       </w:pPr>
       <w:r>
-        <w:rPr>
-          <w:rStyle w:val="000040"/>
-        </w:rPr>
-        <w:t>session.compacting</w:t>
-      </w:r>
-      <w:r>
-        <w:t xml:space="preserve"> hook </w:t>
-      </w:r>
-      <w:r>
-        <w:rPr>
-          <w:rFonts w:hint="eastAsia"/>
-        </w:rPr>
-        <w:t>触发，四步：</w:t>
+        <w:t>session.compacting hook 触发压缩路由（4 级）：</w:t>
       </w:r>
     </w:p>
     <w:p>
@@ -2494,44 +2419,7 @@
         </w:numPr>
       </w:pPr>
       <w:r>
-        <w:rPr>
-          <w:b w:val="1"/>
-          <w:bCs w:val="1"/>
-        </w:rPr>
-        <w:t>compact dump</w:t>
-      </w:r>
-      <w:r>
-        <w:t xml:space="preserve"> → </w:t>
-      </w:r>
-      <w:r>
-        <w:rPr>
-          <w:rStyle w:val="000040"/>
-        </w:rPr>
-        <w:t>data/memory/inbox/compact-{sessionId}-{ts}.txt</w:t>
-      </w:r>
-      <w:r>
-        <w:rPr>
-          <w:rFonts w:hint="eastAsia"/>
-        </w:rPr>
-        <w:t>（最近</w:t>
-      </w:r>
-      <w:r>
-        <w:t xml:space="preserve"> 50 </w:t>
-      </w:r>
-      <w:r>
-        <w:rPr>
-          <w:rFonts w:hint="eastAsia"/>
-        </w:rPr>
-        <w:t>条消息原文，单条截断</w:t>
-      </w:r>
-      <w:r>
-        <w:t xml:space="preserve"> 2000 </w:t>
-      </w:r>
-      <w:r>
-        <w:rPr>
-          <w:rFonts w:hint="eastAsia"/>
-        </w:rPr>
-        <w:t>字符）</w:t>
+        <w:t>① 本地视觉 snapcompact：离线 VLM 对多模态上下文做视觉压缩</w:t>
       </w:r>
     </w:p>
     <w:p>
@@ -2543,57 +2431,7 @@
         </w:numPr>
       </w:pPr>
       <w:r>
-        <w:rPr>
-          <w:rFonts w:hint="eastAsia"/>
-          <w:b w:val="1"/>
-          <w:bCs w:val="1"/>
-        </w:rPr>
-        <w:t>提取</w:t>
-      </w:r>
-      <w:r>
-        <w:t xml:space="preserve"> </w:t>
-      </w:r>
-      <w:r>
-        <w:rPr>
-          <w:rFonts w:hint="eastAsia"/>
-        </w:rPr>
-        <w:t>改动文件</w:t>
-      </w:r>
-      <w:r>
-        <w:t xml:space="preserve"> / </w:t>
-      </w:r>
-      <w:r>
-        <w:rPr>
-          <w:rFonts w:hint="eastAsia"/>
-        </w:rPr>
-        <w:t>关键命令（排除</w:t>
-      </w:r>
-      <w:r>
-        <w:t xml:space="preserve"> </w:t>
-      </w:r>
-      <w:r>
-        <w:rPr>
-          <w:rFonts w:hint="eastAsia"/>
-        </w:rPr>
-        <w:t>ls/cd/echo）/</w:t>
-      </w:r>
-      <w:r>
-        <w:t xml:space="preserve"> </w:t>
-      </w:r>
-      <w:r>
-        <w:rPr>
-          <w:rFonts w:hint="eastAsia"/>
-        </w:rPr>
-        <w:t>决策要点（正则去噪，上限</w:t>
-      </w:r>
-      <w:r>
-        <w:t xml:space="preserve"> 60 </w:t>
-      </w:r>
-      <w:r>
-        <w:rPr>
-          <w:rFonts w:hint="eastAsia"/>
-        </w:rPr>
-        <w:t>条）</w:t>
+        <w:t>② 主模型视觉 snapcompact：主模型对截图做视觉压缩</w:t>
       </w:r>
     </w:p>
     <w:p>
@@ -2605,21 +2443,7 @@
         </w:numPr>
       </w:pPr>
       <w:r>
-        <w:rPr>
-          <w:rFonts w:hint="eastAsia"/>
-          <w:b w:val="1"/>
-          <w:bCs w:val="1"/>
-        </w:rPr>
-        <w:t>落盘</w:t>
-      </w:r>
-      <w:r>
-        <w:t xml:space="preserve"> → </w:t>
-      </w:r>
-      <w:r>
-        <w:rPr>
-          <w:rStyle w:val="000040"/>
-        </w:rPr>
-        <w:t>data/memory/inbox/gap-fill-{sessionId}.md</w:t>
+        <w:t>③ 旁路结构化总结：旁路模型（env &gt; bypass-model.json &gt; config）生成 9 段摘要，messageToParts 提取工具调用/结果语义级保留</w:t>
       </w:r>
     </w:p>
     <w:p>
@@ -2631,54 +2455,7 @@
         </w:numPr>
       </w:pPr>
       <w:r>
-        <w:rPr>
-          <w:rFonts w:hint="eastAsia"/>
-          <w:b w:val="1"/>
-          <w:bCs w:val="1"/>
-        </w:rPr>
-        <w:t>立即注入</w:t>
-      </w:r>
-      <w:r>
-        <w:t xml:space="preserve"> </w:t>
-      </w:r>
-      <w:r>
-        <w:rPr>
-          <w:rFonts w:hint="eastAsia"/>
-        </w:rPr>
-        <w:t>返回</w:t>
-      </w:r>
-      <w:r>
-        <w:t xml:space="preserve"> </w:t>
-      </w:r>
-      <w:r>
-        <w:rPr>
-          <w:rStyle w:val="000040"/>
-        </w:rPr>
-        <w:t>{context: [...]}</w:t>
-      </w:r>
-      <w:r>
-        <w:rPr>
-          <w:rFonts w:hint="eastAsia"/>
-        </w:rPr>
-        <w:t>，不等下一轮；60</w:t>
-      </w:r>
-      <w:r>
-        <w:t xml:space="preserve"> </w:t>
-      </w:r>
-      <w:r>
-        <w:rPr>
-          <w:rFonts w:hint="eastAsia"/>
-        </w:rPr>
-        <w:t>分钟后跨</w:t>
-      </w:r>
-      <w:r>
-        <w:t xml:space="preserve"> session </w:t>
-      </w:r>
-      <w:r>
-        <w:rPr>
-          <w:rFonts w:hint="eastAsia"/>
-        </w:rPr>
-        <w:t>自动清理</w:t>
+        <w:t>④ 内核自压兜底：旁路不可达/失败 → 返回 undefined，内核 LLM 摘要；摘要落盘 data/agent/last-compact-summary.md</w:t>
       </w:r>
     </w:p>
     <w:p>
@@ -2686,99 +2463,7 @@
         <w:pStyle w:val="000034"/>
       </w:pPr>
       <w:r>
-        <w:t xml:space="preserve">⚠️ </w:t>
-      </w:r>
-      <w:r>
-        <w:rPr>
-          <w:rStyle w:val="000040"/>
-        </w:rPr>
-        <w:t>claude-mode-extension.ts</w:t>
-      </w:r>
-      <w:r>
-        <w:t xml:space="preserve"> </w:t>
-      </w:r>
-      <w:r>
-        <w:rPr>
-          <w:rFonts w:hint="eastAsia"/>
-        </w:rPr>
-        <w:t>文件头注释声称「gap-fill</w:t>
-      </w:r>
-      <w:r>
-        <w:t xml:space="preserve"> </w:t>
-      </w:r>
-      <w:r>
-        <w:rPr>
-          <w:rFonts w:hint="eastAsia"/>
-        </w:rPr>
-        <w:t>已删除</w:t>
-      </w:r>
-      <w:r>
-        <w:t xml:space="preserve"> → Mnemopi autoRecall </w:t>
-      </w:r>
-      <w:r>
-        <w:rPr>
-          <w:rFonts w:hint="eastAsia"/>
-        </w:rPr>
-        <w:t>覆盖」，</w:t>
-      </w:r>
-      <w:r>
-        <w:t xml:space="preserve"> </w:t>
-      </w:r>
-      <w:r>
-        <w:rPr>
-          <w:rFonts w:hint="eastAsia"/>
-        </w:rPr>
-        <w:t>这是</w:t>
-      </w:r>
-      <w:r>
-        <w:rPr>
-          <w:rFonts w:hint="eastAsia"/>
-          <w:b w:val="1"/>
-          <w:bCs w:val="1"/>
-        </w:rPr>
-        <w:t>过期注释</w:t>
-      </w:r>
-      <w:r>
-        <w:rPr>
-          <w:rFonts w:hint="eastAsia"/>
-        </w:rPr>
-        <w:t>。代码中</w:t>
-      </w:r>
-      <w:r>
-        <w:t xml:space="preserve"> gap-fill </w:t>
-      </w:r>
-      <w:r>
-        <w:rPr>
-          <w:rFonts w:hint="eastAsia"/>
-        </w:rPr>
-        <w:t>仍完整存在（22</w:t>
-      </w:r>
-      <w:r>
-        <w:t xml:space="preserve"> </w:t>
-      </w:r>
-      <w:r>
-        <w:rPr>
-          <w:rFonts w:hint="eastAsia"/>
-        </w:rPr>
-        <w:t>处引用</w:t>
-      </w:r>
-      <w:r>
-        <w:t xml:space="preserve"> + </w:t>
-      </w:r>
-      <w:r>
-        <w:rPr>
-          <w:rStyle w:val="000040"/>
-        </w:rPr>
-        <w:t>session.compacting</w:t>
-      </w:r>
-      <w:r>
-        <w:t xml:space="preserve"> hook </w:t>
-      </w:r>
-      <w:r>
-        <w:rPr>
-          <w:rFonts w:hint="eastAsia"/>
-        </w:rPr>
-        <w:t>在册）。</w:t>
+        <w:t>gap-fill 已于 2026-08-05 从扩展层彻底移除（grep 无残留），其承担的对话连续性现由 ③ 旁路结构化总结覆盖；Mnemopi recall 不存工具细节，工具连续性由 ③ 摘要语义级保留接手。</w:t>
       </w:r>
     </w:p>
     <w:p>
@@ -4186,22 +3871,7 @@
               <w:pStyle w:val="000017"/>
             </w:pPr>
             <w:r>
-              <w:t xml:space="preserve">gap-fill </w:t>
-            </w:r>
-            <w:r>
-              <w:rPr>
-                <w:rFonts w:hint="eastAsia"/>
-              </w:rPr>
-              <w:t>提取</w:t>
-            </w:r>
-            <w:r>
-              <w:t xml:space="preserve"> + compact dump + </w:t>
-            </w:r>
-            <w:r>
-              <w:rPr>
-                <w:rFonts w:hint="eastAsia"/>
-              </w:rPr>
-              <w:t>即时注入</w:t>
+              <w:t>压缩路由：①本地视觉→②主模型视觉→③旁路结构化总结→④内核自压兜底（gap-fill 已废弃）</w:t>
             </w:r>
           </w:p>
         </w:tc>
@@ -10905,45 +10575,7 @@
         </w:numPr>
       </w:pPr>
       <w:r>
-        <w:rPr>
-          <w:rFonts w:hint="eastAsia"/>
-          <w:b w:val="1"/>
-          <w:bCs w:val="1"/>
-        </w:rPr>
-        <w:t>路径硬编码</w:t>
-      </w:r>
-      <w:r>
-        <w:t xml:space="preserve"> — </w:t>
-      </w:r>
-      <w:r>
-        <w:rPr>
-          <w:rFonts w:hint="eastAsia"/>
-        </w:rPr>
-        <w:t>一律用</w:t>
-      </w:r>
-      <w:r>
-        <w:t xml:space="preserve"> </w:t>
-      </w:r>
-      <w:r>
-        <w:rPr>
-          <w:rStyle w:val="000040"/>
-        </w:rPr>
-        <w:t>$env:PORTABLE_ROOT</w:t>
-      </w:r>
-      <w:r>
-        <w:rPr>
-          <w:rFonts w:hint="eastAsia"/>
-        </w:rPr>
-        <w:t>，禁止写死</w:t>
-      </w:r>
-      <w:r>
-        <w:t xml:space="preserve"> </w:t>
-      </w:r>
-      <w:r>
-        <w:rPr>
-          <w:rStyle w:val="000040"/>
-        </w:rPr>
-        <w:t>G:/Tiffa</w:t>
+        <w:t>路径硬编码 — 一律用 $env:PORTABLE_ROOT，禁止写死 $ROOT</w:t>
       </w:r>
     </w:p>
     <w:p>
